--- a/tillsyn/A 594-2025 tillsynsbegäran.docx
+++ b/tillsyn/A 594-2025 tillsynsbegäran.docx
@@ -218,7 +218,7 @@
     <w:r>
       <w:tab/>
       <w:tab/>
-      <w:t>2025-01-30</w:t>
+      <w:t>2025-01-31</w:t>
       <w:br/>
       <w:br/>
     </w:r>

--- a/tillsyn/A 594-2025 tillsynsbegäran.docx
+++ b/tillsyn/A 594-2025 tillsynsbegäran.docx
@@ -218,7 +218,7 @@
     <w:r>
       <w:tab/>
       <w:tab/>
-      <w:t>2025-01-31</w:t>
+      <w:t>2025-02-02</w:t>
       <w:br/>
       <w:br/>
     </w:r>

--- a/tillsyn/A 594-2025 tillsynsbegäran.docx
+++ b/tillsyn/A 594-2025 tillsynsbegäran.docx
@@ -218,7 +218,7 @@
     <w:r>
       <w:tab/>
       <w:tab/>
-      <w:t>2025-02-02</w:t>
+      <w:t>2025-02-03</w:t>
       <w:br/>
       <w:br/>
     </w:r>

--- a/tillsyn/A 594-2025 tillsynsbegäran.docx
+++ b/tillsyn/A 594-2025 tillsynsbegäran.docx
@@ -218,7 +218,7 @@
     <w:r>
       <w:tab/>
       <w:tab/>
-      <w:t>2025-02-03</w:t>
+      <w:t>2025-02-04</w:t>
       <w:br/>
       <w:br/>
     </w:r>

--- a/tillsyn/A 594-2025 tillsynsbegäran.docx
+++ b/tillsyn/A 594-2025 tillsynsbegäran.docx
@@ -218,7 +218,7 @@
     <w:r>
       <w:tab/>
       <w:tab/>
-      <w:t>2025-02-04</w:t>
+      <w:t>2025-02-05</w:t>
       <w:br/>
       <w:br/>
     </w:r>

--- a/tillsyn/A 594-2025 tillsynsbegäran.docx
+++ b/tillsyn/A 594-2025 tillsynsbegäran.docx
@@ -218,7 +218,7 @@
     <w:r>
       <w:tab/>
       <w:tab/>
-      <w:t>2025-02-05</w:t>
+      <w:t>2025-02-06</w:t>
       <w:br/>
       <w:br/>
     </w:r>

--- a/tillsyn/A 594-2025 tillsynsbegäran.docx
+++ b/tillsyn/A 594-2025 tillsynsbegäran.docx
@@ -218,7 +218,7 @@
     <w:r>
       <w:tab/>
       <w:tab/>
-      <w:t>2025-02-06</w:t>
+      <w:t>2025-02-07</w:t>
       <w:br/>
       <w:br/>
     </w:r>

--- a/tillsyn/A 594-2025 tillsynsbegäran.docx
+++ b/tillsyn/A 594-2025 tillsynsbegäran.docx
@@ -218,7 +218,7 @@
     <w:r>
       <w:tab/>
       <w:tab/>
-      <w:t>2025-02-07</w:t>
+      <w:t>2025-02-08</w:t>
       <w:br/>
       <w:br/>
     </w:r>

--- a/tillsyn/A 594-2025 tillsynsbegäran.docx
+++ b/tillsyn/A 594-2025 tillsynsbegäran.docx
@@ -218,7 +218,7 @@
     <w:r>
       <w:tab/>
       <w:tab/>
-      <w:t>2025-02-08</w:t>
+      <w:t>2025-02-09</w:t>
       <w:br/>
       <w:br/>
     </w:r>

--- a/tillsyn/A 594-2025 tillsynsbegäran.docx
+++ b/tillsyn/A 594-2025 tillsynsbegäran.docx
@@ -218,7 +218,7 @@
     <w:r>
       <w:tab/>
       <w:tab/>
-      <w:t>2025-02-09</w:t>
+      <w:t>2025-02-10</w:t>
       <w:br/>
       <w:br/>
     </w:r>

--- a/tillsyn/A 594-2025 tillsynsbegäran.docx
+++ b/tillsyn/A 594-2025 tillsynsbegäran.docx
@@ -218,7 +218,7 @@
     <w:r>
       <w:tab/>
       <w:tab/>
-      <w:t>2025-02-10</w:t>
+      <w:t>2025-02-11</w:t>
       <w:br/>
       <w:br/>
     </w:r>

--- a/tillsyn/A 594-2025 tillsynsbegäran.docx
+++ b/tillsyn/A 594-2025 tillsynsbegäran.docx
@@ -218,7 +218,7 @@
     <w:r>
       <w:tab/>
       <w:tab/>
-      <w:t>2025-02-11</w:t>
+      <w:t>2025-02-12</w:t>
       <w:br/>
       <w:br/>
     </w:r>

--- a/tillsyn/A 594-2025 tillsynsbegäran.docx
+++ b/tillsyn/A 594-2025 tillsynsbegäran.docx
@@ -218,7 +218,7 @@
     <w:r>
       <w:tab/>
       <w:tab/>
-      <w:t>2025-02-12</w:t>
+      <w:t>2025-02-13</w:t>
       <w:br/>
       <w:br/>
     </w:r>

--- a/tillsyn/A 594-2025 tillsynsbegäran.docx
+++ b/tillsyn/A 594-2025 tillsynsbegäran.docx
@@ -218,7 +218,7 @@
     <w:r>
       <w:tab/>
       <w:tab/>
-      <w:t>2025-02-13</w:t>
+      <w:t>2025-02-14</w:t>
       <w:br/>
       <w:br/>
     </w:r>

--- a/tillsyn/A 594-2025 tillsynsbegäran.docx
+++ b/tillsyn/A 594-2025 tillsynsbegäran.docx
@@ -218,7 +218,7 @@
     <w:r>
       <w:tab/>
       <w:tab/>
-      <w:t>2025-02-14</w:t>
+      <w:t>2025-02-15</w:t>
       <w:br/>
       <w:br/>
     </w:r>

--- a/tillsyn/A 594-2025 tillsynsbegäran.docx
+++ b/tillsyn/A 594-2025 tillsynsbegäran.docx
@@ -218,7 +218,7 @@
     <w:r>
       <w:tab/>
       <w:tab/>
-      <w:t>2025-02-15</w:t>
+      <w:t>2025-02-16</w:t>
       <w:br/>
       <w:br/>
     </w:r>

--- a/tillsyn/A 594-2025 tillsynsbegäran.docx
+++ b/tillsyn/A 594-2025 tillsynsbegäran.docx
@@ -218,7 +218,7 @@
     <w:r>
       <w:tab/>
       <w:tab/>
-      <w:t>2025-02-16</w:t>
+      <w:t>2025-02-17</w:t>
       <w:br/>
       <w:br/>
     </w:r>

--- a/tillsyn/A 594-2025 tillsynsbegäran.docx
+++ b/tillsyn/A 594-2025 tillsynsbegäran.docx
@@ -218,7 +218,7 @@
     <w:r>
       <w:tab/>
       <w:tab/>
-      <w:t>2025-02-17</w:t>
+      <w:t>2025-02-18</w:t>
       <w:br/>
       <w:br/>
     </w:r>

--- a/tillsyn/A 594-2025 tillsynsbegäran.docx
+++ b/tillsyn/A 594-2025 tillsynsbegäran.docx
@@ -218,7 +218,7 @@
     <w:r>
       <w:tab/>
       <w:tab/>
-      <w:t>2025-02-18</w:t>
+      <w:t>2025-02-19</w:t>
       <w:br/>
       <w:br/>
     </w:r>

--- a/tillsyn/A 594-2025 tillsynsbegäran.docx
+++ b/tillsyn/A 594-2025 tillsynsbegäran.docx
@@ -218,7 +218,7 @@
     <w:r>
       <w:tab/>
       <w:tab/>
-      <w:t>2025-02-19</w:t>
+      <w:t>2025-02-20</w:t>
       <w:br/>
       <w:br/>
     </w:r>

--- a/tillsyn/A 594-2025 tillsynsbegäran.docx
+++ b/tillsyn/A 594-2025 tillsynsbegäran.docx
@@ -218,7 +218,7 @@
     <w:r>
       <w:tab/>
       <w:tab/>
-      <w:t>2025-02-20</w:t>
+      <w:t>2025-02-21</w:t>
       <w:br/>
       <w:br/>
     </w:r>

--- a/tillsyn/A 594-2025 tillsynsbegäran.docx
+++ b/tillsyn/A 594-2025 tillsynsbegäran.docx
@@ -218,7 +218,7 @@
     <w:r>
       <w:tab/>
       <w:tab/>
-      <w:t>2025-02-21</w:t>
+      <w:t>2025-02-22</w:t>
       <w:br/>
       <w:br/>
     </w:r>

--- a/tillsyn/A 594-2025 tillsynsbegäran.docx
+++ b/tillsyn/A 594-2025 tillsynsbegäran.docx
@@ -218,7 +218,7 @@
     <w:r>
       <w:tab/>
       <w:tab/>
-      <w:t>2025-02-22</w:t>
+      <w:t>2025-02-23</w:t>
       <w:br/>
       <w:br/>
     </w:r>

--- a/tillsyn/A 594-2025 tillsynsbegäran.docx
+++ b/tillsyn/A 594-2025 tillsynsbegäran.docx
@@ -218,7 +218,7 @@
     <w:r>
       <w:tab/>
       <w:tab/>
-      <w:t>2025-02-23</w:t>
+      <w:t>2025-02-24</w:t>
       <w:br/>
       <w:br/>
     </w:r>

--- a/tillsyn/A 594-2025 tillsynsbegäran.docx
+++ b/tillsyn/A 594-2025 tillsynsbegäran.docx
@@ -218,7 +218,7 @@
     <w:r>
       <w:tab/>
       <w:tab/>
-      <w:t>2025-02-24</w:t>
+      <w:t>2025-02-25</w:t>
       <w:br/>
       <w:br/>
     </w:r>

--- a/tillsyn/A 594-2025 tillsynsbegäran.docx
+++ b/tillsyn/A 594-2025 tillsynsbegäran.docx
@@ -218,7 +218,7 @@
     <w:r>
       <w:tab/>
       <w:tab/>
-      <w:t>2025-02-25</w:t>
+      <w:t>2025-02-26</w:t>
       <w:br/>
       <w:br/>
     </w:r>

--- a/tillsyn/A 594-2025 tillsynsbegäran.docx
+++ b/tillsyn/A 594-2025 tillsynsbegäran.docx
@@ -218,7 +218,7 @@
     <w:r>
       <w:tab/>
       <w:tab/>
-      <w:t>2025-02-26</w:t>
+      <w:t>2025-02-27</w:t>
       <w:br/>
       <w:br/>
     </w:r>

--- a/tillsyn/A 594-2025 tillsynsbegäran.docx
+++ b/tillsyn/A 594-2025 tillsynsbegäran.docx
@@ -218,7 +218,7 @@
     <w:r>
       <w:tab/>
       <w:tab/>
-      <w:t>2025-02-27</w:t>
+      <w:t>2025-02-28</w:t>
       <w:br/>
       <w:br/>
     </w:r>

--- a/tillsyn/A 594-2025 tillsynsbegäran.docx
+++ b/tillsyn/A 594-2025 tillsynsbegäran.docx
@@ -218,7 +218,7 @@
     <w:r>
       <w:tab/>
       <w:tab/>
-      <w:t>2025-02-28</w:t>
+      <w:t>2025-03-01</w:t>
       <w:br/>
       <w:br/>
     </w:r>

--- a/tillsyn/A 594-2025 tillsynsbegäran.docx
+++ b/tillsyn/A 594-2025 tillsynsbegäran.docx
@@ -218,7 +218,7 @@
     <w:r>
       <w:tab/>
       <w:tab/>
-      <w:t>2025-03-01</w:t>
+      <w:t>2025-03-02</w:t>
       <w:br/>
       <w:br/>
     </w:r>

--- a/tillsyn/A 594-2025 tillsynsbegäran.docx
+++ b/tillsyn/A 594-2025 tillsynsbegäran.docx
@@ -218,7 +218,7 @@
     <w:r>
       <w:tab/>
       <w:tab/>
-      <w:t>2025-03-02</w:t>
+      <w:t>2025-03-03</w:t>
       <w:br/>
       <w:br/>
     </w:r>

--- a/tillsyn/A 594-2025 tillsynsbegäran.docx
+++ b/tillsyn/A 594-2025 tillsynsbegäran.docx
@@ -218,7 +218,7 @@
     <w:r>
       <w:tab/>
       <w:tab/>
-      <w:t>2025-03-03</w:t>
+      <w:t>2025-03-04</w:t>
       <w:br/>
       <w:br/>
     </w:r>

--- a/tillsyn/A 594-2025 tillsynsbegäran.docx
+++ b/tillsyn/A 594-2025 tillsynsbegäran.docx
@@ -218,7 +218,7 @@
     <w:r>
       <w:tab/>
       <w:tab/>
-      <w:t>2025-03-04</w:t>
+      <w:t>2025-03-05</w:t>
       <w:br/>
       <w:br/>
     </w:r>

--- a/tillsyn/A 594-2025 tillsynsbegäran.docx
+++ b/tillsyn/A 594-2025 tillsynsbegäran.docx
@@ -218,7 +218,7 @@
     <w:r>
       <w:tab/>
       <w:tab/>
-      <w:t>2025-03-05</w:t>
+      <w:t>2025-03-06</w:t>
       <w:br/>
       <w:br/>
     </w:r>

--- a/tillsyn/A 594-2025 tillsynsbegäran.docx
+++ b/tillsyn/A 594-2025 tillsynsbegäran.docx
@@ -218,7 +218,7 @@
     <w:r>
       <w:tab/>
       <w:tab/>
-      <w:t>2025-03-06</w:t>
+      <w:t>2025-03-07</w:t>
       <w:br/>
       <w:br/>
     </w:r>

--- a/tillsyn/A 594-2025 tillsynsbegäran.docx
+++ b/tillsyn/A 594-2025 tillsynsbegäran.docx
@@ -218,7 +218,7 @@
     <w:r>
       <w:tab/>
       <w:tab/>
-      <w:t>2025-03-07</w:t>
+      <w:t>2025-03-08</w:t>
       <w:br/>
       <w:br/>
     </w:r>

--- a/tillsyn/A 594-2025 tillsynsbegäran.docx
+++ b/tillsyn/A 594-2025 tillsynsbegäran.docx
@@ -218,7 +218,7 @@
     <w:r>
       <w:tab/>
       <w:tab/>
-      <w:t>2025-03-08</w:t>
+      <w:t>2025-03-09</w:t>
       <w:br/>
       <w:br/>
     </w:r>

--- a/tillsyn/A 594-2025 tillsynsbegäran.docx
+++ b/tillsyn/A 594-2025 tillsynsbegäran.docx
@@ -218,7 +218,7 @@
     <w:r>
       <w:tab/>
       <w:tab/>
-      <w:t>2025-03-09</w:t>
+      <w:t>2025-03-10</w:t>
       <w:br/>
       <w:br/>
     </w:r>

--- a/tillsyn/A 594-2025 tillsynsbegäran.docx
+++ b/tillsyn/A 594-2025 tillsynsbegäran.docx
@@ -218,7 +218,7 @@
     <w:r>
       <w:tab/>
       <w:tab/>
-      <w:t>2025-03-10</w:t>
+      <w:t>2025-03-11</w:t>
       <w:br/>
       <w:br/>
     </w:r>

--- a/tillsyn/A 594-2025 tillsynsbegäran.docx
+++ b/tillsyn/A 594-2025 tillsynsbegäran.docx
@@ -218,7 +218,7 @@
     <w:r>
       <w:tab/>
       <w:tab/>
-      <w:t>2025-03-11</w:t>
+      <w:t>2025-03-12</w:t>
       <w:br/>
       <w:br/>
     </w:r>

--- a/tillsyn/A 594-2025 tillsynsbegäran.docx
+++ b/tillsyn/A 594-2025 tillsynsbegäran.docx
@@ -218,7 +218,7 @@
     <w:r>
       <w:tab/>
       <w:tab/>
-      <w:t>2025-03-12</w:t>
+      <w:t>2025-03-13</w:t>
       <w:br/>
       <w:br/>
     </w:r>

--- a/tillsyn/A 594-2025 tillsynsbegäran.docx
+++ b/tillsyn/A 594-2025 tillsynsbegäran.docx
@@ -218,7 +218,7 @@
     <w:r>
       <w:tab/>
       <w:tab/>
-      <w:t>2025-03-13</w:t>
+      <w:t>2025-03-14</w:t>
       <w:br/>
       <w:br/>
     </w:r>

--- a/tillsyn/A 594-2025 tillsynsbegäran.docx
+++ b/tillsyn/A 594-2025 tillsynsbegäran.docx
@@ -218,7 +218,7 @@
     <w:r>
       <w:tab/>
       <w:tab/>
-      <w:t>2025-03-14</w:t>
+      <w:t>2025-03-15</w:t>
       <w:br/>
       <w:br/>
     </w:r>

--- a/tillsyn/A 594-2025 tillsynsbegäran.docx
+++ b/tillsyn/A 594-2025 tillsynsbegäran.docx
@@ -218,7 +218,7 @@
     <w:r>
       <w:tab/>
       <w:tab/>
-      <w:t>2025-03-15</w:t>
+      <w:t>2025-03-16</w:t>
       <w:br/>
       <w:br/>
     </w:r>

--- a/tillsyn/A 594-2025 tillsynsbegäran.docx
+++ b/tillsyn/A 594-2025 tillsynsbegäran.docx
@@ -218,7 +218,7 @@
     <w:r>
       <w:tab/>
       <w:tab/>
-      <w:t>2025-03-16</w:t>
+      <w:t>2025-03-17</w:t>
       <w:br/>
       <w:br/>
     </w:r>

--- a/tillsyn/A 594-2025 tillsynsbegäran.docx
+++ b/tillsyn/A 594-2025 tillsynsbegäran.docx
@@ -218,7 +218,7 @@
     <w:r>
       <w:tab/>
       <w:tab/>
-      <w:t>2025-03-17</w:t>
+      <w:t>2025-03-18</w:t>
       <w:br/>
       <w:br/>
     </w:r>

--- a/tillsyn/A 594-2025 tillsynsbegäran.docx
+++ b/tillsyn/A 594-2025 tillsynsbegäran.docx
@@ -218,7 +218,7 @@
     <w:r>
       <w:tab/>
       <w:tab/>
-      <w:t>2025-03-18</w:t>
+      <w:t>2025-03-19</w:t>
       <w:br/>
       <w:br/>
     </w:r>

--- a/tillsyn/A 594-2025 tillsynsbegäran.docx
+++ b/tillsyn/A 594-2025 tillsynsbegäran.docx
@@ -218,7 +218,7 @@
     <w:r>
       <w:tab/>
       <w:tab/>
-      <w:t>2025-03-19</w:t>
+      <w:t>2025-03-20</w:t>
       <w:br/>
       <w:br/>
     </w:r>

--- a/tillsyn/A 594-2025 tillsynsbegäran.docx
+++ b/tillsyn/A 594-2025 tillsynsbegäran.docx
@@ -218,7 +218,7 @@
     <w:r>
       <w:tab/>
       <w:tab/>
-      <w:t>2025-03-20</w:t>
+      <w:t>2025-03-21</w:t>
       <w:br/>
       <w:br/>
     </w:r>

--- a/tillsyn/A 594-2025 tillsynsbegäran.docx
+++ b/tillsyn/A 594-2025 tillsynsbegäran.docx
@@ -218,7 +218,7 @@
     <w:r>
       <w:tab/>
       <w:tab/>
-      <w:t>2025-03-21</w:t>
+      <w:t>2025-03-22</w:t>
       <w:br/>
       <w:br/>
     </w:r>

--- a/tillsyn/A 594-2025 tillsynsbegäran.docx
+++ b/tillsyn/A 594-2025 tillsynsbegäran.docx
@@ -218,7 +218,7 @@
     <w:r>
       <w:tab/>
       <w:tab/>
-      <w:t>2025-03-22</w:t>
+      <w:t>2025-03-23</w:t>
       <w:br/>
       <w:br/>
     </w:r>

--- a/tillsyn/A 594-2025 tillsynsbegäran.docx
+++ b/tillsyn/A 594-2025 tillsynsbegäran.docx
@@ -218,7 +218,7 @@
     <w:r>
       <w:tab/>
       <w:tab/>
-      <w:t>2025-03-23</w:t>
+      <w:t>2025-03-24</w:t>
       <w:br/>
       <w:br/>
     </w:r>

--- a/tillsyn/A 594-2025 tillsynsbegäran.docx
+++ b/tillsyn/A 594-2025 tillsynsbegäran.docx
@@ -218,7 +218,7 @@
     <w:r>
       <w:tab/>
       <w:tab/>
-      <w:t>2025-03-24</w:t>
+      <w:t>2025-03-25</w:t>
       <w:br/>
       <w:br/>
     </w:r>

--- a/tillsyn/A 594-2025 tillsynsbegäran.docx
+++ b/tillsyn/A 594-2025 tillsynsbegäran.docx
@@ -218,7 +218,7 @@
     <w:r>
       <w:tab/>
       <w:tab/>
-      <w:t>2025-03-25</w:t>
+      <w:t>2025-03-26</w:t>
       <w:br/>
       <w:br/>
     </w:r>

--- a/tillsyn/A 594-2025 tillsynsbegäran.docx
+++ b/tillsyn/A 594-2025 tillsynsbegäran.docx
@@ -218,7 +218,7 @@
     <w:r>
       <w:tab/>
       <w:tab/>
-      <w:t>2025-03-26</w:t>
+      <w:t>2025-03-27</w:t>
       <w:br/>
       <w:br/>
     </w:r>

--- a/tillsyn/A 594-2025 tillsynsbegäran.docx
+++ b/tillsyn/A 594-2025 tillsynsbegäran.docx
@@ -218,7 +218,7 @@
     <w:r>
       <w:tab/>
       <w:tab/>
-      <w:t>2025-03-27</w:t>
+      <w:t>2025-03-28</w:t>
       <w:br/>
       <w:br/>
     </w:r>

--- a/tillsyn/A 594-2025 tillsynsbegäran.docx
+++ b/tillsyn/A 594-2025 tillsynsbegäran.docx
@@ -218,7 +218,7 @@
     <w:r>
       <w:tab/>
       <w:tab/>
-      <w:t>2025-03-28</w:t>
+      <w:t>2025-03-29</w:t>
       <w:br/>
       <w:br/>
     </w:r>

--- a/tillsyn/A 594-2025 tillsynsbegäran.docx
+++ b/tillsyn/A 594-2025 tillsynsbegäran.docx
@@ -218,7 +218,7 @@
     <w:r>
       <w:tab/>
       <w:tab/>
-      <w:t>2025-04-02</w:t>
+      <w:t>2025-04-03</w:t>
       <w:br/>
       <w:br/>
     </w:r>

--- a/tillsyn/A 594-2025 tillsynsbegäran.docx
+++ b/tillsyn/A 594-2025 tillsynsbegäran.docx
@@ -218,7 +218,7 @@
     <w:r>
       <w:tab/>
       <w:tab/>
-      <w:t>2025-04-03</w:t>
+      <w:t>2025-04-05</w:t>
       <w:br/>
       <w:br/>
     </w:r>

--- a/tillsyn/A 594-2025 tillsynsbegäran.docx
+++ b/tillsyn/A 594-2025 tillsynsbegäran.docx
@@ -218,7 +218,7 @@
     <w:r>
       <w:tab/>
       <w:tab/>
-      <w:t>2025-04-05</w:t>
+      <w:t>2025-04-06</w:t>
       <w:br/>
       <w:br/>
     </w:r>

--- a/tillsyn/A 594-2025 tillsynsbegäran.docx
+++ b/tillsyn/A 594-2025 tillsynsbegäran.docx
@@ -218,7 +218,7 @@
     <w:r>
       <w:tab/>
       <w:tab/>
-      <w:t>2025-04-06</w:t>
+      <w:t>2025-04-07</w:t>
       <w:br/>
       <w:br/>
     </w:r>

--- a/tillsyn/A 594-2025 tillsynsbegäran.docx
+++ b/tillsyn/A 594-2025 tillsynsbegäran.docx
@@ -218,7 +218,7 @@
     <w:r>
       <w:tab/>
       <w:tab/>
-      <w:t>2025-04-07</w:t>
+      <w:t>2025-04-08</w:t>
       <w:br/>
       <w:br/>
     </w:r>

--- a/tillsyn/A 594-2025 tillsynsbegäran.docx
+++ b/tillsyn/A 594-2025 tillsynsbegäran.docx
@@ -218,7 +218,7 @@
     <w:r>
       <w:tab/>
       <w:tab/>
-      <w:t>2025-04-08</w:t>
+      <w:t>2025-04-09</w:t>
       <w:br/>
       <w:br/>
     </w:r>

--- a/tillsyn/A 594-2025 tillsynsbegäran.docx
+++ b/tillsyn/A 594-2025 tillsynsbegäran.docx
@@ -90,6 +90,28 @@
         <w:t>Figur 1. Fyndplatser för naturvårdsarter i det avverkningsanmälda området (röd linje). Markörer utan svart kant är placerade på fyndplatsen. Markörer med svart kant är placerade vid sidan av fyndplatsen och har ett svart streck som visar fyndplatsens exakta position. Kartans mittpunktskoordinat är N 6465569, E 534470 i SWEREF 99 TM.</w:t>
       </w:r>
     </w:p>
+    <w:p>
+      <w:r>
+        <w:rPr>
+          <w:b/>
+        </w:rPr>
+        <w:t>Blekticka (NT)</w:t>
+      </w:r>
+      <w:r>
+        <w:t xml:space="preserve"> är en bra signalart som visar på gamla ekar och skogsområden med höga naturvärden. Arten missgynnas av avverkning av värdträd och passande värdträd runt fyndplatserna. Den hotas på sikt av att ekbestånd ersätts med andra trädslag eller spontant invaderas av gran (SLU Artdatabanken, 2024; Nitare &amp; Skogsstyrelsen, 2019).</w:t>
+      </w:r>
+    </w:p>
+    <w:p>
+      <w:r>
+        <w:rPr>
+          <w:b/>
+        </w:rPr>
+        <w:t>Veckticka (NT)</w:t>
+      </w:r>
+      <w:r>
+        <w:t xml:space="preserve"> förekommer främst i äldre naturskogsartad löv- och blandskog i sena åldersstadier med gamla, döende och döda aspar. Avverkning eller gallring av aspbestånd är ett hot och aspskogar och asprika blandskogar måste bevaras i högre utsträckning än hittills. Sumpskog med asp och sälg har ett särskilt högt naturvärde och bör skyddas helt från skogsbruk (SLU Artdatabanken, 2024; Nitare &amp; Skogsstyrelsen, 2019).</w:t>
+      </w:r>
+    </w:p>
     <w:sectPr>
       <w:headerReference w:type="even" r:id="rId8"/>
       <w:headerReference w:type="default" r:id="rId9"/>
@@ -218,7 +240,7 @@
     <w:r>
       <w:tab/>
       <w:tab/>
-      <w:t>2025-04-09</w:t>
+      <w:t>2025-04-10</w:t>
       <w:br/>
       <w:br/>
     </w:r>

--- a/tillsyn/A 594-2025 tillsynsbegäran.docx
+++ b/tillsyn/A 594-2025 tillsynsbegäran.docx
@@ -240,7 +240,7 @@
     <w:r>
       <w:tab/>
       <w:tab/>
-      <w:t>2025-04-10</w:t>
+      <w:t>2025-04-11</w:t>
       <w:br/>
       <w:br/>
     </w:r>

--- a/tillsyn/A 594-2025 tillsynsbegäran.docx
+++ b/tillsyn/A 594-2025 tillsynsbegäran.docx
@@ -240,7 +240,7 @@
     <w:r>
       <w:tab/>
       <w:tab/>
-      <w:t>2025-04-11</w:t>
+      <w:t>2025-04-12</w:t>
       <w:br/>
       <w:br/>
     </w:r>

--- a/tillsyn/A 594-2025 tillsynsbegäran.docx
+++ b/tillsyn/A 594-2025 tillsynsbegäran.docx
@@ -240,7 +240,7 @@
     <w:r>
       <w:tab/>
       <w:tab/>
-      <w:t>2025-04-12</w:t>
+      <w:t>2025-04-13</w:t>
       <w:br/>
       <w:br/>
     </w:r>

--- a/tillsyn/A 594-2025 tillsynsbegäran.docx
+++ b/tillsyn/A 594-2025 tillsynsbegäran.docx
@@ -240,7 +240,7 @@
     <w:r>
       <w:tab/>
       <w:tab/>
-      <w:t>2025-04-13</w:t>
+      <w:t>2025-04-14</w:t>
       <w:br/>
       <w:br/>
     </w:r>

--- a/tillsyn/A 594-2025 tillsynsbegäran.docx
+++ b/tillsyn/A 594-2025 tillsynsbegäran.docx
@@ -240,7 +240,7 @@
     <w:r>
       <w:tab/>
       <w:tab/>
-      <w:t>2025-04-14</w:t>
+      <w:t>2025-04-15</w:t>
       <w:br/>
       <w:br/>
     </w:r>

--- a/tillsyn/A 594-2025 tillsynsbegäran.docx
+++ b/tillsyn/A 594-2025 tillsynsbegäran.docx
@@ -240,7 +240,7 @@
     <w:r>
       <w:tab/>
       <w:tab/>
-      <w:t>2025-04-15</w:t>
+      <w:t>2025-04-16</w:t>
       <w:br/>
       <w:br/>
     </w:r>

--- a/tillsyn/A 594-2025 tillsynsbegäran.docx
+++ b/tillsyn/A 594-2025 tillsynsbegäran.docx
@@ -240,7 +240,7 @@
     <w:r>
       <w:tab/>
       <w:tab/>
-      <w:t>2025-04-16</w:t>
+      <w:t>2025-04-17</w:t>
       <w:br/>
       <w:br/>
     </w:r>

--- a/tillsyn/A 594-2025 tillsynsbegäran.docx
+++ b/tillsyn/A 594-2025 tillsynsbegäran.docx
@@ -240,7 +240,7 @@
     <w:r>
       <w:tab/>
       <w:tab/>
-      <w:t>2025-04-17</w:t>
+      <w:t>2025-04-18</w:t>
       <w:br/>
       <w:br/>
     </w:r>

--- a/tillsyn/A 594-2025 tillsynsbegäran.docx
+++ b/tillsyn/A 594-2025 tillsynsbegäran.docx
@@ -240,7 +240,7 @@
     <w:r>
       <w:tab/>
       <w:tab/>
-      <w:t>2025-04-18</w:t>
+      <w:t>2025-04-19</w:t>
       <w:br/>
       <w:br/>
     </w:r>

--- a/tillsyn/A 594-2025 tillsynsbegäran.docx
+++ b/tillsyn/A 594-2025 tillsynsbegäran.docx
@@ -240,7 +240,7 @@
     <w:r>
       <w:tab/>
       <w:tab/>
-      <w:t>2025-05-03</w:t>
+      <w:t>2025-05-04</w:t>
       <w:br/>
       <w:br/>
     </w:r>

--- a/tillsyn/A 594-2025 tillsynsbegäran.docx
+++ b/tillsyn/A 594-2025 tillsynsbegäran.docx
@@ -240,7 +240,7 @@
     <w:r>
       <w:tab/>
       <w:tab/>
-      <w:t>2025-05-04</w:t>
+      <w:t>2025-05-06</w:t>
       <w:br/>
       <w:br/>
     </w:r>

--- a/tillsyn/A 594-2025 tillsynsbegäran.docx
+++ b/tillsyn/A 594-2025 tillsynsbegäran.docx
@@ -240,7 +240,7 @@
     <w:r>
       <w:tab/>
       <w:tab/>
-      <w:t>2025-05-06</w:t>
+      <w:t>2025-05-07</w:t>
       <w:br/>
       <w:br/>
     </w:r>

--- a/tillsyn/A 594-2025 tillsynsbegäran.docx
+++ b/tillsyn/A 594-2025 tillsynsbegäran.docx
@@ -240,7 +240,7 @@
     <w:r>
       <w:tab/>
       <w:tab/>
-      <w:t>2025-05-07</w:t>
+      <w:t>2025-05-08</w:t>
       <w:br/>
       <w:br/>
     </w:r>

--- a/tillsyn/A 594-2025 tillsynsbegäran.docx
+++ b/tillsyn/A 594-2025 tillsynsbegäran.docx
@@ -240,7 +240,7 @@
     <w:r>
       <w:tab/>
       <w:tab/>
-      <w:t>2025-05-08</w:t>
+      <w:t>2025-05-09</w:t>
       <w:br/>
       <w:br/>
     </w:r>

--- a/tillsyn/A 594-2025 tillsynsbegäran.docx
+++ b/tillsyn/A 594-2025 tillsynsbegäran.docx
@@ -240,7 +240,7 @@
     <w:r>
       <w:tab/>
       <w:tab/>
-      <w:t>2025-05-09</w:t>
+      <w:t>2025-05-10</w:t>
       <w:br/>
       <w:br/>
     </w:r>

--- a/tillsyn/A 594-2025 tillsynsbegäran.docx
+++ b/tillsyn/A 594-2025 tillsynsbegäran.docx
@@ -240,7 +240,7 @@
     <w:r>
       <w:tab/>
       <w:tab/>
-      <w:t>2025-05-10</w:t>
+      <w:t>2025-05-11</w:t>
       <w:br/>
       <w:br/>
     </w:r>

--- a/tillsyn/A 594-2025 tillsynsbegäran.docx
+++ b/tillsyn/A 594-2025 tillsynsbegäran.docx
@@ -240,7 +240,7 @@
     <w:r>
       <w:tab/>
       <w:tab/>
-      <w:t>2025-05-11</w:t>
+      <w:t>2025-05-12</w:t>
       <w:br/>
       <w:br/>
     </w:r>

--- a/tillsyn/A 594-2025 tillsynsbegäran.docx
+++ b/tillsyn/A 594-2025 tillsynsbegäran.docx
@@ -240,7 +240,7 @@
     <w:r>
       <w:tab/>
       <w:tab/>
-      <w:t>2025-05-12</w:t>
+      <w:t>2025-05-13</w:t>
       <w:br/>
       <w:br/>
     </w:r>

--- a/tillsyn/A 594-2025 tillsynsbegäran.docx
+++ b/tillsyn/A 594-2025 tillsynsbegäran.docx
@@ -240,7 +240,7 @@
     <w:r>
       <w:tab/>
       <w:tab/>
-      <w:t>2025-05-13</w:t>
+      <w:t>2025-05-14</w:t>
       <w:br/>
       <w:br/>
     </w:r>

--- a/tillsyn/A 594-2025 tillsynsbegäran.docx
+++ b/tillsyn/A 594-2025 tillsynsbegäran.docx
@@ -240,7 +240,7 @@
     <w:r>
       <w:tab/>
       <w:tab/>
-      <w:t>2025-05-14</w:t>
+      <w:t>2025-05-15</w:t>
       <w:br/>
       <w:br/>
     </w:r>

--- a/tillsyn/A 594-2025 tillsynsbegäran.docx
+++ b/tillsyn/A 594-2025 tillsynsbegäran.docx
@@ -240,7 +240,7 @@
     <w:r>
       <w:tab/>
       <w:tab/>
-      <w:t>2025-05-15</w:t>
+      <w:t>2025-05-16</w:t>
       <w:br/>
       <w:br/>
     </w:r>

--- a/tillsyn/A 594-2025 tillsynsbegäran.docx
+++ b/tillsyn/A 594-2025 tillsynsbegäran.docx
@@ -240,7 +240,7 @@
     <w:r>
       <w:tab/>
       <w:tab/>
-      <w:t>2025-05-16</w:t>
+      <w:t>2025-05-17</w:t>
       <w:br/>
       <w:br/>
     </w:r>

--- a/tillsyn/A 594-2025 tillsynsbegäran.docx
+++ b/tillsyn/A 594-2025 tillsynsbegäran.docx
@@ -240,7 +240,7 @@
     <w:r>
       <w:tab/>
       <w:tab/>
-      <w:t>2025-05-17</w:t>
+      <w:t>2025-05-18</w:t>
       <w:br/>
       <w:br/>
     </w:r>

--- a/tillsyn/A 594-2025 tillsynsbegäran.docx
+++ b/tillsyn/A 594-2025 tillsynsbegäran.docx
@@ -240,7 +240,7 @@
     <w:r>
       <w:tab/>
       <w:tab/>
-      <w:t>2025-05-18</w:t>
+      <w:t>2025-05-19</w:t>
       <w:br/>
       <w:br/>
     </w:r>

--- a/tillsyn/A 594-2025 tillsynsbegäran.docx
+++ b/tillsyn/A 594-2025 tillsynsbegäran.docx
@@ -240,7 +240,7 @@
     <w:r>
       <w:tab/>
       <w:tab/>
-      <w:t>2025-05-19</w:t>
+      <w:t>2025-05-20</w:t>
       <w:br/>
       <w:br/>
     </w:r>

--- a/tillsyn/A 594-2025 tillsynsbegäran.docx
+++ b/tillsyn/A 594-2025 tillsynsbegäran.docx
@@ -240,7 +240,7 @@
     <w:r>
       <w:tab/>
       <w:tab/>
-      <w:t>2025-05-20</w:t>
+      <w:t>2025-05-21</w:t>
       <w:br/>
       <w:br/>
     </w:r>

--- a/tillsyn/A 594-2025 tillsynsbegäran.docx
+++ b/tillsyn/A 594-2025 tillsynsbegäran.docx
@@ -240,7 +240,7 @@
     <w:r>
       <w:tab/>
       <w:tab/>
-      <w:t>2025-05-21</w:t>
+      <w:t>2025-05-22</w:t>
       <w:br/>
       <w:br/>
     </w:r>

--- a/tillsyn/A 594-2025 tillsynsbegäran.docx
+++ b/tillsyn/A 594-2025 tillsynsbegäran.docx
@@ -240,7 +240,7 @@
     <w:r>
       <w:tab/>
       <w:tab/>
-      <w:t>2025-05-22</w:t>
+      <w:t>2025-05-23</w:t>
       <w:br/>
       <w:br/>
     </w:r>

--- a/tillsyn/A 594-2025 tillsynsbegäran.docx
+++ b/tillsyn/A 594-2025 tillsynsbegäran.docx
@@ -240,7 +240,7 @@
     <w:r>
       <w:tab/>
       <w:tab/>
-      <w:t>2025-05-23</w:t>
+      <w:t>2025-05-24</w:t>
       <w:br/>
       <w:br/>
     </w:r>

--- a/tillsyn/A 594-2025 tillsynsbegäran.docx
+++ b/tillsyn/A 594-2025 tillsynsbegäran.docx
@@ -240,7 +240,7 @@
     <w:r>
       <w:tab/>
       <w:tab/>
-      <w:t>2025-05-24</w:t>
+      <w:t>2025-05-25</w:t>
       <w:br/>
       <w:br/>
     </w:r>

--- a/tillsyn/A 594-2025 tillsynsbegäran.docx
+++ b/tillsyn/A 594-2025 tillsynsbegäran.docx
@@ -240,7 +240,7 @@
     <w:r>
       <w:tab/>
       <w:tab/>
-      <w:t>2025-05-25</w:t>
+      <w:t>2025-05-26</w:t>
       <w:br/>
       <w:br/>
     </w:r>

--- a/tillsyn/A 594-2025 tillsynsbegäran.docx
+++ b/tillsyn/A 594-2025 tillsynsbegäran.docx
@@ -240,7 +240,7 @@
     <w:r>
       <w:tab/>
       <w:tab/>
-      <w:t>2025-05-26</w:t>
+      <w:t>2025-05-27</w:t>
       <w:br/>
       <w:br/>
     </w:r>

--- a/tillsyn/A 594-2025 tillsynsbegäran.docx
+++ b/tillsyn/A 594-2025 tillsynsbegäran.docx
@@ -240,7 +240,7 @@
     <w:r>
       <w:tab/>
       <w:tab/>
-      <w:t>2025-05-27</w:t>
+      <w:t>2025-05-30</w:t>
       <w:br/>
       <w:br/>
     </w:r>

--- a/tillsyn/A 594-2025 tillsynsbegäran.docx
+++ b/tillsyn/A 594-2025 tillsynsbegäran.docx
@@ -240,7 +240,7 @@
     <w:r>
       <w:tab/>
       <w:tab/>
-      <w:t>2025-05-30</w:t>
+      <w:t>2025-06-01</w:t>
       <w:br/>
       <w:br/>
     </w:r>

--- a/tillsyn/A 594-2025 tillsynsbegäran.docx
+++ b/tillsyn/A 594-2025 tillsynsbegäran.docx
@@ -240,7 +240,7 @@
     <w:r>
       <w:tab/>
       <w:tab/>
-      <w:t>2025-06-01</w:t>
+      <w:t>2025-06-02</w:t>
       <w:br/>
       <w:br/>
     </w:r>

--- a/tillsyn/A 594-2025 tillsynsbegäran.docx
+++ b/tillsyn/A 594-2025 tillsynsbegäran.docx
@@ -240,7 +240,7 @@
     <w:r>
       <w:tab/>
       <w:tab/>
-      <w:t>2025-06-02</w:t>
+      <w:t>2025-06-03</w:t>
       <w:br/>
       <w:br/>
     </w:r>

--- a/tillsyn/A 594-2025 tillsynsbegäran.docx
+++ b/tillsyn/A 594-2025 tillsynsbegäran.docx
@@ -240,7 +240,7 @@
     <w:r>
       <w:tab/>
       <w:tab/>
-      <w:t>2025-06-03</w:t>
+      <w:t>2025-06-04</w:t>
       <w:br/>
       <w:br/>
     </w:r>

--- a/tillsyn/A 594-2025 tillsynsbegäran.docx
+++ b/tillsyn/A 594-2025 tillsynsbegäran.docx
@@ -240,7 +240,7 @@
     <w:r>
       <w:tab/>
       <w:tab/>
-      <w:t>2025-06-04</w:t>
+      <w:t>2025-06-05</w:t>
       <w:br/>
       <w:br/>
     </w:r>

--- a/tillsyn/A 594-2025 tillsynsbegäran.docx
+++ b/tillsyn/A 594-2025 tillsynsbegäran.docx
@@ -240,7 +240,7 @@
     <w:r>
       <w:tab/>
       <w:tab/>
-      <w:t>2025-06-05</w:t>
+      <w:t>2025-06-13</w:t>
       <w:br/>
       <w:br/>
     </w:r>

--- a/tillsyn/A 594-2025 tillsynsbegäran.docx
+++ b/tillsyn/A 594-2025 tillsynsbegäran.docx
@@ -240,7 +240,7 @@
     <w:r>
       <w:tab/>
       <w:tab/>
-      <w:t>2025-06-13</w:t>
+      <w:t>2025-06-15</w:t>
       <w:br/>
       <w:br/>
     </w:r>

--- a/tillsyn/A 594-2025 tillsynsbegäran.docx
+++ b/tillsyn/A 594-2025 tillsynsbegäran.docx
@@ -240,7 +240,7 @@
     <w:r>
       <w:tab/>
       <w:tab/>
-      <w:t>2025-06-15</w:t>
+      <w:t>2025-06-16</w:t>
       <w:br/>
       <w:br/>
     </w:r>

--- a/tillsyn/A 594-2025 tillsynsbegäran.docx
+++ b/tillsyn/A 594-2025 tillsynsbegäran.docx
@@ -240,7 +240,7 @@
     <w:r>
       <w:tab/>
       <w:tab/>
-      <w:t>2025-06-16</w:t>
+      <w:t>2025-06-17</w:t>
       <w:br/>
       <w:br/>
     </w:r>

--- a/tillsyn/A 594-2025 tillsynsbegäran.docx
+++ b/tillsyn/A 594-2025 tillsynsbegäran.docx
@@ -240,7 +240,7 @@
     <w:r>
       <w:tab/>
       <w:tab/>
-      <w:t>2025-06-17</w:t>
+      <w:t>2025-06-18</w:t>
       <w:br/>
       <w:br/>
     </w:r>

--- a/tillsyn/A 594-2025 tillsynsbegäran.docx
+++ b/tillsyn/A 594-2025 tillsynsbegäran.docx
@@ -240,7 +240,7 @@
     <w:r>
       <w:tab/>
       <w:tab/>
-      <w:t>2025-06-18</w:t>
+      <w:t>2025-06-19</w:t>
       <w:br/>
       <w:br/>
     </w:r>

--- a/tillsyn/A 594-2025 tillsynsbegäran.docx
+++ b/tillsyn/A 594-2025 tillsynsbegäran.docx
@@ -240,7 +240,7 @@
     <w:r>
       <w:tab/>
       <w:tab/>
-      <w:t>2025-06-19</w:t>
+      <w:t>2025-06-20</w:t>
       <w:br/>
       <w:br/>
     </w:r>

--- a/tillsyn/A 594-2025 tillsynsbegäran.docx
+++ b/tillsyn/A 594-2025 tillsynsbegäran.docx
@@ -240,7 +240,7 @@
     <w:r>
       <w:tab/>
       <w:tab/>
-      <w:t>2025-06-20</w:t>
+      <w:t>2025-06-21</w:t>
       <w:br/>
       <w:br/>
     </w:r>

--- a/tillsyn/A 594-2025 tillsynsbegäran.docx
+++ b/tillsyn/A 594-2025 tillsynsbegäran.docx
@@ -240,7 +240,7 @@
     <w:r>
       <w:tab/>
       <w:tab/>
-      <w:t>2025-06-21</w:t>
+      <w:t>2025-06-22</w:t>
       <w:br/>
       <w:br/>
     </w:r>

--- a/tillsyn/A 594-2025 tillsynsbegäran.docx
+++ b/tillsyn/A 594-2025 tillsynsbegäran.docx
@@ -240,7 +240,7 @@
     <w:r>
       <w:tab/>
       <w:tab/>
-      <w:t>2025-06-22</w:t>
+      <w:t>2025-06-23</w:t>
       <w:br/>
       <w:br/>
     </w:r>

--- a/tillsyn/A 594-2025 tillsynsbegäran.docx
+++ b/tillsyn/A 594-2025 tillsynsbegäran.docx
@@ -240,7 +240,7 @@
     <w:r>
       <w:tab/>
       <w:tab/>
-      <w:t>2025-06-23</w:t>
+      <w:t>2025-06-24</w:t>
       <w:br/>
       <w:br/>
     </w:r>

--- a/tillsyn/A 594-2025 tillsynsbegäran.docx
+++ b/tillsyn/A 594-2025 tillsynsbegäran.docx
@@ -240,7 +240,7 @@
     <w:r>
       <w:tab/>
       <w:tab/>
-      <w:t>2025-06-24</w:t>
+      <w:t>2025-06-25</w:t>
       <w:br/>
       <w:br/>
     </w:r>

--- a/tillsyn/A 594-2025 tillsynsbegäran.docx
+++ b/tillsyn/A 594-2025 tillsynsbegäran.docx
@@ -240,7 +240,7 @@
     <w:r>
       <w:tab/>
       <w:tab/>
-      <w:t>2025-06-25</w:t>
+      <w:t>2025-06-26</w:t>
       <w:br/>
       <w:br/>
     </w:r>

--- a/tillsyn/A 594-2025 tillsynsbegäran.docx
+++ b/tillsyn/A 594-2025 tillsynsbegäran.docx
@@ -240,7 +240,7 @@
     <w:r>
       <w:tab/>
       <w:tab/>
-      <w:t>2025-06-26</w:t>
+      <w:t>2025-06-27</w:t>
       <w:br/>
       <w:br/>
     </w:r>

--- a/tillsyn/A 594-2025 tillsynsbegäran.docx
+++ b/tillsyn/A 594-2025 tillsynsbegäran.docx
@@ -240,7 +240,7 @@
     <w:r>
       <w:tab/>
       <w:tab/>
-      <w:t>2025-06-27</w:t>
+      <w:t>2025-06-28</w:t>
       <w:br/>
       <w:br/>
     </w:r>

--- a/tillsyn/A 594-2025 tillsynsbegäran.docx
+++ b/tillsyn/A 594-2025 tillsynsbegäran.docx
@@ -240,7 +240,7 @@
     <w:r>
       <w:tab/>
       <w:tab/>
-      <w:t>2025-06-28</w:t>
+      <w:t>2025-06-29</w:t>
       <w:br/>
       <w:br/>
     </w:r>

--- a/tillsyn/A 594-2025 tillsynsbegäran.docx
+++ b/tillsyn/A 594-2025 tillsynsbegäran.docx
@@ -240,7 +240,7 @@
     <w:r>
       <w:tab/>
       <w:tab/>
-      <w:t>2025-06-29</w:t>
+      <w:t>2025-06-30</w:t>
       <w:br/>
       <w:br/>
     </w:r>

--- a/tillsyn/A 594-2025 tillsynsbegäran.docx
+++ b/tillsyn/A 594-2025 tillsynsbegäran.docx
@@ -240,7 +240,7 @@
     <w:r>
       <w:tab/>
       <w:tab/>
-      <w:t>2025-06-30</w:t>
+      <w:t>2025-07-01</w:t>
       <w:br/>
       <w:br/>
     </w:r>

--- a/tillsyn/A 594-2025 tillsynsbegäran.docx
+++ b/tillsyn/A 594-2025 tillsynsbegäran.docx
@@ -240,7 +240,7 @@
     <w:r>
       <w:tab/>
       <w:tab/>
-      <w:t>2025-07-01</w:t>
+      <w:t>2025-07-02</w:t>
       <w:br/>
       <w:br/>
     </w:r>

--- a/tillsyn/A 594-2025 tillsynsbegäran.docx
+++ b/tillsyn/A 594-2025 tillsynsbegäran.docx
@@ -240,7 +240,7 @@
     <w:r>
       <w:tab/>
       <w:tab/>
-      <w:t>2025-07-02</w:t>
+      <w:t>2025-07-03</w:t>
       <w:br/>
       <w:br/>
     </w:r>

--- a/tillsyn/A 594-2025 tillsynsbegäran.docx
+++ b/tillsyn/A 594-2025 tillsynsbegäran.docx
@@ -240,7 +240,7 @@
     <w:r>
       <w:tab/>
       <w:tab/>
-      <w:t>2025-07-03</w:t>
+      <w:t>2025-07-04</w:t>
       <w:br/>
       <w:br/>
     </w:r>

--- a/tillsyn/A 594-2025 tillsynsbegäran.docx
+++ b/tillsyn/A 594-2025 tillsynsbegäran.docx
@@ -240,7 +240,7 @@
     <w:r>
       <w:tab/>
       <w:tab/>
-      <w:t>2025-07-04</w:t>
+      <w:t>2025-07-05</w:t>
       <w:br/>
       <w:br/>
     </w:r>

--- a/tillsyn/A 594-2025 tillsynsbegäran.docx
+++ b/tillsyn/A 594-2025 tillsynsbegäran.docx
@@ -240,7 +240,7 @@
     <w:r>
       <w:tab/>
       <w:tab/>
-      <w:t>2025-07-05</w:t>
+      <w:t>2025-07-06</w:t>
       <w:br/>
       <w:br/>
     </w:r>

--- a/tillsyn/A 594-2025 tillsynsbegäran.docx
+++ b/tillsyn/A 594-2025 tillsynsbegäran.docx
@@ -240,7 +240,7 @@
     <w:r>
       <w:tab/>
       <w:tab/>
-      <w:t>2025-07-06</w:t>
+      <w:t>2025-07-07</w:t>
       <w:br/>
       <w:br/>
     </w:r>

--- a/tillsyn/A 594-2025 tillsynsbegäran.docx
+++ b/tillsyn/A 594-2025 tillsynsbegäran.docx
@@ -240,7 +240,7 @@
     <w:r>
       <w:tab/>
       <w:tab/>
-      <w:t>2025-07-07</w:t>
+      <w:t>2025-07-08</w:t>
       <w:br/>
       <w:br/>
     </w:r>

--- a/tillsyn/A 594-2025 tillsynsbegäran.docx
+++ b/tillsyn/A 594-2025 tillsynsbegäran.docx
@@ -240,7 +240,7 @@
     <w:r>
       <w:tab/>
       <w:tab/>
-      <w:t>2025-07-08</w:t>
+      <w:t>2025-07-09</w:t>
       <w:br/>
       <w:br/>
     </w:r>

--- a/tillsyn/A 594-2025 tillsynsbegäran.docx
+++ b/tillsyn/A 594-2025 tillsynsbegäran.docx
@@ -240,7 +240,7 @@
     <w:r>
       <w:tab/>
       <w:tab/>
-      <w:t>2025-07-09</w:t>
+      <w:t>2025-07-11</w:t>
       <w:br/>
       <w:br/>
     </w:r>

--- a/tillsyn/A 594-2025 tillsynsbegäran.docx
+++ b/tillsyn/A 594-2025 tillsynsbegäran.docx
@@ -240,7 +240,7 @@
     <w:r>
       <w:tab/>
       <w:tab/>
-      <w:t>2025-07-11</w:t>
+      <w:t>2025-07-12</w:t>
       <w:br/>
       <w:br/>
     </w:r>

--- a/tillsyn/A 594-2025 tillsynsbegäran.docx
+++ b/tillsyn/A 594-2025 tillsynsbegäran.docx
@@ -240,7 +240,7 @@
     <w:r>
       <w:tab/>
       <w:tab/>
-      <w:t>2025-07-12</w:t>
+      <w:t>2025-07-13</w:t>
       <w:br/>
       <w:br/>
     </w:r>

--- a/tillsyn/A 594-2025 tillsynsbegäran.docx
+++ b/tillsyn/A 594-2025 tillsynsbegäran.docx
@@ -240,7 +240,7 @@
     <w:r>
       <w:tab/>
       <w:tab/>
-      <w:t>2025-07-13</w:t>
+      <w:t>2025-07-14</w:t>
       <w:br/>
       <w:br/>
     </w:r>

--- a/tillsyn/A 594-2025 tillsynsbegäran.docx
+++ b/tillsyn/A 594-2025 tillsynsbegäran.docx
@@ -240,7 +240,7 @@
     <w:r>
       <w:tab/>
       <w:tab/>
-      <w:t>2025-08-06</w:t>
+      <w:t>2025-08-09</w:t>
       <w:br/>
       <w:br/>
     </w:r>
